--- a/docs/data-integrity/VERCEL-PREVIEW-RESET-TARGET-FIX-REPORT.docx
+++ b/docs/data-integrity/VERCEL-PREVIEW-RESET-TARGET-FIX-REPORT.docx
@@ -565,7 +565,7 @@
         <w:pStyle w:val="ListBullet"/>
       </w:pPr>
       <w:r>
-        <w:t>**New Preview commit:** *(filled after push)*</w:t>
+        <w:t>**New Preview commit:** `247ddcc`</w:t>
       </w:r>
     </w:p>
     <w:p>
